--- a/docs/technical-reference.docx
+++ b/docs/technical-reference.docx
@@ -4353,7 +4353,7 @@
               <w:t xml:space="preserve"> </w:t>
             </w:r>
             <w:r>
-              <w:t xml:space="preserve">backfills from the start of Anaplan's ~30-day retention. Written back to the loaded settings file after every successful upload (respects</w:t>
+              <w:t xml:space="preserve">backfills from the start of Anaplan's ~30-day retention. After every successful upload it is written back to the loaded settings file (respects</w:t>
             </w:r>
             <w:r>
               <w:t xml:space="preserve"> </w:t>
@@ -4365,7 +4365,22 @@
               <w:t xml:space="preserve">--config</w:t>
             </w:r>
             <w:r>
-              <w:t xml:space="preserve">).</w:t>
+              <w:t xml:space="preserve">) as the newest fetched event's time minus a one-hour re-fetch overlap — never the wall clock, which would skip events that occur during the run or surface late. It never moves backwards, and a capped</w:t>
+            </w:r>
+            <w:r>
+              <w:t xml:space="preserve"> </w:t>
+            </w:r>
+            <w:r>
+              <w:rPr>
+                <w:rStyle w:val="VerbatimChar"/>
+              </w:rPr>
+              <w:t xml:space="preserve">--limit</w:t>
+            </w:r>
+            <w:r>
+              <w:t xml:space="preserve"> </w:t>
+            </w:r>
+            <w:r>
+              <w:t xml:space="preserve">run leaves it unchanged.</w:t>
             </w:r>
           </w:p>
         </w:tc>

--- a/docs/technical-reference.docx
+++ b/docs/technical-reference.docx
@@ -4104,7 +4104,10 @@
               <w:pStyle w:val="Compact"/>
             </w:pPr>
             <w:r>
-              <w:t xml:space="preserve">(required)</w:t>
+              <w:rPr>
+                <w:rStyle w:val="VerbatimChar"/>
+              </w:rPr>
+              <w:t xml:space="preserve">""</w:t>
             </w:r>
           </w:p>
         </w:tc>
@@ -4130,7 +4133,37 @@
               <w:t xml:space="preserve"> </w:t>
             </w:r>
             <w:r>
-              <w:t xml:space="preserve">as the tenant name and stamped on every row.</w:t>
+              <w:t xml:space="preserve">as the tenant name and stamped on every row. Blank leaves</w:t>
+            </w:r>
+            <w:r>
+              <w:t xml:space="preserve"> </w:t>
+            </w:r>
+            <w:r>
+              <w:rPr>
+                <w:rStyle w:val="VerbatimChar"/>
+              </w:rPr>
+              <w:t xml:space="preserve">TENANT_NAME</w:t>
+            </w:r>
+            <w:r>
+              <w:t xml:space="preserve"> </w:t>
+            </w:r>
+            <w:r>
+              <w:t xml:space="preserve">empty; the run and</w:t>
+            </w:r>
+            <w:r>
+              <w:t xml:space="preserve"> </w:t>
+            </w:r>
+            <w:r>
+              <w:rPr>
+                <w:rStyle w:val="VerbatimChar"/>
+              </w:rPr>
+              <w:t xml:space="preserve">validate-config</w:t>
+            </w:r>
+            <w:r>
+              <w:t xml:space="preserve"> </w:t>
+            </w:r>
+            <w:r>
+              <w:t xml:space="preserve">warn when the audit pipeline is on.</w:t>
             </w:r>
           </w:p>
         </w:tc>
@@ -4626,6 +4659,90 @@
             <w:r>
               <w:t xml:space="preserve">(audit all except the listed).</w:t>
             </w:r>
+            <w:r>
+              <w:t xml:space="preserve"> </w:t>
+            </w:r>
+            <w:r>
+              <w:rPr>
+                <w:rStyle w:val="VerbatimChar"/>
+              </w:rPr>
+              <w:t xml:space="preserve">skip</w:t>
+            </w:r>
+            <w:r>
+              <w:t xml:space="preserve"> </w:t>
+            </w:r>
+            <w:r>
+              <w:t xml:space="preserve">with</w:t>
+            </w:r>
+            <w:r>
+              <w:t xml:space="preserve"> </w:t>
+            </w:r>
+            <w:r>
+              <w:rPr>
+                <w:rStyle w:val="VerbatimChar"/>
+              </w:rPr>
+              <w:t xml:space="preserve">[]</w:t>
+            </w:r>
+            <w:r>
+              <w:t xml:space="preserve"> </w:t>
+            </w:r>
+            <w:r>
+              <w:t xml:space="preserve">= every model;</w:t>
+            </w:r>
+            <w:r>
+              <w:t xml:space="preserve"> </w:t>
+            </w:r>
+            <w:r>
+              <w:rPr>
+                <w:rStyle w:val="VerbatimChar"/>
+              </w:rPr>
+              <w:t xml:space="preserve">select</w:t>
+            </w:r>
+            <w:r>
+              <w:t xml:space="preserve"> </w:t>
+            </w:r>
+            <w:r>
+              <w:t xml:space="preserve">with</w:t>
+            </w:r>
+            <w:r>
+              <w:t xml:space="preserve"> </w:t>
+            </w:r>
+            <w:r>
+              <w:rPr>
+                <w:rStyle w:val="VerbatimChar"/>
+              </w:rPr>
+              <w:t xml:space="preserve">[]</w:t>
+            </w:r>
+            <w:r>
+              <w:t xml:space="preserve"> </w:t>
+            </w:r>
+            <w:r>
+              <w:t xml:space="preserve">= no models (warned). In</w:t>
+            </w:r>
+            <w:r>
+              <w:t xml:space="preserve"> </w:t>
+            </w:r>
+            <w:r>
+              <w:rPr>
+                <w:rStyle w:val="VerbatimChar"/>
+              </w:rPr>
+              <w:t xml:space="preserve">skip</w:t>
+            </w:r>
+            <w:r>
+              <w:t xml:space="preserve"> </w:t>
+            </w:r>
+            <w:r>
+              <w:t xml:space="preserve">mode a workspace whose models can't be listed is logged (</w:t>
+            </w:r>
+            <w:r>
+              <w:rPr>
+                <w:rStyle w:val="VerbatimChar"/>
+              </w:rPr>
+              <w:t xml:space="preserve">workspace_models_unavailable</w:t>
+            </w:r>
+            <w:r>
+              <w:t xml:space="preserve">) and left out.</w:t>
+            </w:r>
           </w:p>
         </w:tc>
       </w:tr>
@@ -4698,7 +4815,37 @@
               <w:t xml:space="preserve">names or IDs</w:t>
             </w:r>
             <w:r>
-              <w:t xml:space="preserve">; names resolve against the live tenant at startup.</w:t>
+              <w:t xml:space="preserve"> </w:t>
+            </w:r>
+            <w:r>
+              <w:t xml:space="preserve">in either mode; names resolve case-insensitively against the live tenant at startup. A</w:t>
+            </w:r>
+            <w:r>
+              <w:t xml:space="preserve"> </w:t>
+            </w:r>
+            <w:r>
+              <w:rPr>
+                <w:rStyle w:val="VerbatimChar"/>
+              </w:rPr>
+              <w:t xml:space="preserve">skip</w:t>
+            </w:r>
+            <w:r>
+              <w:t xml:space="preserve"> </w:t>
+            </w:r>
+            <w:r>
+              <w:t xml:space="preserve">entry matching no model logs</w:t>
+            </w:r>
+            <w:r>
+              <w:t xml:space="preserve"> </w:t>
+            </w:r>
+            <w:r>
+              <w:rPr>
+                <w:rStyle w:val="VerbatimChar"/>
+              </w:rPr>
+              <w:t xml:space="preserve">skip_combo_not_found</w:t>
+            </w:r>
+            <w:r>
+              <w:t xml:space="preserve">.</w:t>
             </w:r>
           </w:p>
         </w:tc>

--- a/docs/technical-reference.docx
+++ b/docs/technical-reference.docx
@@ -8347,7 +8347,7 @@
               <w:pStyle w:val="Compact"/>
             </w:pPr>
             <w:r>
-              <w:t xml:space="preserve">Full change detail — 21 columns incl.</w:t>
+              <w:t xml:space="preserve">Full change detail — 22 columns incl.</w:t>
             </w:r>
             <w:r>
               <w:t xml:space="preserve"> </w:t>
@@ -8443,7 +8443,7 @@
               <w:t xml:space="preserve">target_user</w:t>
             </w:r>
             <w:r>
-              <w:t xml:space="preserve">, and the derived</w:t>
+              <w:t xml:space="preserve">, the derived</w:t>
             </w:r>
             <w:r>
               <w:t xml:space="preserve"> </w:t>
@@ -8470,7 +8470,48 @@
               <w:t xml:space="preserve">object_type</w:t>
             </w:r>
             <w:r>
-              <w:t xml:space="preserve">.</w:t>
+              <w:t xml:space="preserve">, and</w:t>
+            </w:r>
+            <w:r>
+              <w:t xml:space="preserve"> </w:t>
+            </w:r>
+            <w:r>
+              <w:rPr>
+                <w:rStyle w:val="VerbatimChar"/>
+              </w:rPr>
+              <w:t xml:space="preserve">method</w:t>
+            </w:r>
+            <w:r>
+              <w:t xml:space="preserve"> </w:t>
+            </w:r>
+            <w:r>
+              <w:t xml:space="preserve">(Anaplan's</w:t>
+            </w:r>
+            <w:r>
+              <w:t xml:space="preserve"> </w:t>
+            </w:r>
+            <w:r>
+              <w:rPr>
+                <w:i/>
+                <w:iCs/>
+              </w:rPr>
+              <w:t xml:space="preserve">Method</w:t>
+            </w:r>
+            <w:r>
+              <w:t xml:space="preserve">, e.g.</w:t>
+            </w:r>
+            <w:r>
+              <w:t xml:space="preserve"> </w:t>
+            </w:r>
+            <w:r>
+              <w:rPr>
+                <w:i/>
+                <w:iCs/>
+              </w:rPr>
+              <w:t xml:space="preserve">AI-Assisted</w:t>
+            </w:r>
+            <w:r>
+              <w:t xml:space="preserve">).</w:t>
             </w:r>
           </w:p>
         </w:tc>
